--- a/src/statics/documents/首次业主大会表决规则.docx
+++ b/src/statics/documents/首次业主大会表决规则.docx
@@ -14,8 +14,6 @@
           <w:szCs w:val="44"/>
         </w:rPr>
       </w:pPr>
-      <w:bookmarkStart w:id="0" w:name="_GoBack"/>
-      <w:bookmarkEnd w:id="0"/>
       <w:r>
         <w:rPr>
           <w:rFonts w:ascii="华文中宋" w:eastAsia="华文中宋" w:hAnsi="华文中宋" w:hint="eastAsia"/>
@@ -726,15 +724,7 @@
           <w:sz w:val="24"/>
           <w:shd w:val="clear" w:color="auto" w:fill="FFFFFF"/>
         </w:rPr>
-        <w:t>应当</w:t>
-      </w:r>
-      <w:r>
-        <w:rPr>
-          <w:rFonts w:eastAsia="方正小标宋简体" w:hint="eastAsia"/>
-          <w:sz w:val="24"/>
-          <w:shd w:val="clear" w:color="auto" w:fill="FFFFFF"/>
-        </w:rPr>
-        <w:t>书面</w:t>
+        <w:t>应当书面</w:t>
       </w:r>
       <w:r>
         <w:rPr>
@@ -1715,15 +1705,7 @@
           <w:sz w:val="24"/>
           <w:shd w:val="clear" w:color="auto" w:fill="FFFFFF"/>
         </w:rPr>
-        <w:t>等信息</w:t>
-      </w:r>
-      <w:r>
-        <w:rPr>
-          <w:rFonts w:eastAsia="方正小标宋简体"/>
-          <w:sz w:val="24"/>
-          <w:shd w:val="clear" w:color="auto" w:fill="FFFFFF"/>
-        </w:rPr>
-        <w:t>。</w:t>
+        <w:t>等信息。</w:t>
       </w:r>
     </w:p>
     <w:p>
@@ -1799,7 +1781,56 @@
           <w:u w:val="single"/>
           <w:shd w:val="clear" w:color="auto" w:fill="FFFFFF"/>
         </w:rPr>
-        <w:t xml:space="preserve">     </w:t>
+        <w:t xml:space="preserve"> </w:t>
+      </w:r>
+      <w:r>
+        <w:rPr>
+          <w:rFonts w:eastAsia="方正小标宋简体"/>
+          <w:color w:val="0000FF"/>
+          <w:sz w:val="24"/>
+          <w:u w:val="single"/>
+          <w:shd w:val="clear" w:color="auto" w:fill="FFFFFF"/>
+        </w:rPr>
+        <w:t>1</w:t>
+      </w:r>
+      <w:r>
+        <w:rPr>
+          <w:rFonts w:eastAsia="方正小标宋简体"/>
+          <w:color w:val="0000FF"/>
+          <w:sz w:val="24"/>
+          <w:shd w:val="clear" w:color="auto" w:fill="FFFFFF"/>
+        </w:rPr>
+        <w:t>个收发票组、</w:t>
+      </w:r>
+      <w:r>
+        <w:rPr>
+          <w:rFonts w:eastAsia="方正小标宋简体"/>
+          <w:color w:val="0000FF"/>
+          <w:sz w:val="24"/>
+          <w:u w:val="single"/>
+          <w:shd w:val="clear" w:color="auto" w:fill="FFFFFF"/>
+        </w:rPr>
+        <w:t xml:space="preserve"> </w:t>
+      </w:r>
+      <w:r>
+        <w:rPr>
+          <w:rFonts w:eastAsia="方正小标宋简体"/>
+          <w:color w:val="0000FF"/>
+          <w:sz w:val="24"/>
+          <w:u w:val="single"/>
+          <w:shd w:val="clear" w:color="auto" w:fill="FFFFFF"/>
+        </w:rPr>
+        <w:t>1</w:t>
+      </w:r>
+      <w:r>
+        <w:rPr>
+          <w:rFonts w:eastAsia="方正小标宋简体"/>
+          <w:color w:val="0000FF"/>
+          <w:sz w:val="24"/>
+          <w:u w:val="single"/>
+          <w:shd w:val="clear" w:color="auto" w:fill="FFFFFF"/>
+        </w:rPr>
+        <w:t xml:space="preserve"> </w:t>
       </w:r>
       <w:proofErr w:type="gramStart"/>
       <w:r>
@@ -1819,7 +1850,7 @@
           <w:sz w:val="24"/>
           <w:shd w:val="clear" w:color="auto" w:fill="FFFFFF"/>
         </w:rPr>
-        <w:t>收发票组、</w:t>
+        <w:t>计票组、</w:t>
       </w:r>
       <w:r>
         <w:rPr>
@@ -1829,7 +1860,17 @@
           <w:u w:val="single"/>
           <w:shd w:val="clear" w:color="auto" w:fill="FFFFFF"/>
         </w:rPr>
-        <w:t xml:space="preserve">     </w:t>
+        <w:t>1</w:t>
+      </w:r>
+      <w:r>
+        <w:rPr>
+          <w:rFonts w:eastAsia="方正小标宋简体"/>
+          <w:color w:val="0000FF"/>
+          <w:sz w:val="24"/>
+          <w:u w:val="single"/>
+          <w:shd w:val="clear" w:color="auto" w:fill="FFFFFF"/>
+        </w:rPr>
+        <w:t xml:space="preserve"> </w:t>
       </w:r>
       <w:proofErr w:type="gramStart"/>
       <w:r>
@@ -1849,7 +1890,36 @@
           <w:sz w:val="24"/>
           <w:shd w:val="clear" w:color="auto" w:fill="FFFFFF"/>
         </w:rPr>
-        <w:t>计票组、</w:t>
+        <w:t>监票组。其中</w:t>
+      </w:r>
+      <w:proofErr w:type="gramStart"/>
+      <w:r>
+        <w:rPr>
+          <w:rFonts w:eastAsia="方正小标宋简体" w:hint="eastAsia"/>
+          <w:color w:val="0000FF"/>
+          <w:sz w:val="24"/>
+          <w:shd w:val="clear" w:color="auto" w:fill="FFFFFF"/>
+        </w:rPr>
+        <w:t>每个</w:t>
+      </w:r>
+      <w:r>
+        <w:rPr>
+          <w:rFonts w:eastAsia="方正小标宋简体"/>
+          <w:color w:val="0000FF"/>
+          <w:sz w:val="24"/>
+          <w:shd w:val="clear" w:color="auto" w:fill="FFFFFF"/>
+        </w:rPr>
+        <w:t>收</w:t>
+      </w:r>
+      <w:proofErr w:type="gramEnd"/>
+      <w:r>
+        <w:rPr>
+          <w:rFonts w:eastAsia="方正小标宋简体"/>
+          <w:color w:val="0000FF"/>
+          <w:sz w:val="24"/>
+          <w:shd w:val="clear" w:color="auto" w:fill="FFFFFF"/>
+        </w:rPr>
+        <w:t>发票组</w:t>
       </w:r>
       <w:r>
         <w:rPr>
@@ -1859,7 +1929,45 @@
           <w:u w:val="single"/>
           <w:shd w:val="clear" w:color="auto" w:fill="FFFFFF"/>
         </w:rPr>
-        <w:t xml:space="preserve">    </w:t>
+        <w:t xml:space="preserve"> </w:t>
+      </w:r>
+      <w:r>
+        <w:rPr>
+          <w:rFonts w:eastAsia="方正小标宋简体"/>
+          <w:color w:val="0000FF"/>
+          <w:sz w:val="24"/>
+          <w:u w:val="single"/>
+          <w:shd w:val="clear" w:color="auto" w:fill="FFFFFF"/>
+        </w:rPr>
+        <w:t>1</w:t>
+      </w:r>
+      <w:r>
+        <w:rPr>
+          <w:rFonts w:eastAsia="方正小标宋简体"/>
+          <w:color w:val="0000FF"/>
+          <w:sz w:val="24"/>
+          <w:u w:val="single"/>
+          <w:shd w:val="clear" w:color="auto" w:fill="FFFFFF"/>
+        </w:rPr>
+        <w:t xml:space="preserve"> </w:t>
+      </w:r>
+      <w:r>
+        <w:rPr>
+          <w:rFonts w:eastAsia="方正小标宋简体"/>
+          <w:color w:val="0000FF"/>
+          <w:sz w:val="24"/>
+          <w:shd w:val="clear" w:color="auto" w:fill="FFFFFF"/>
+        </w:rPr>
+        <w:t>人、</w:t>
+      </w:r>
+      <w:r>
+        <w:rPr>
+          <w:rFonts w:eastAsia="方正小标宋简体" w:hint="eastAsia"/>
+          <w:color w:val="0000FF"/>
+          <w:sz w:val="24"/>
+          <w:shd w:val="clear" w:color="auto" w:fill="FFFFFF"/>
+        </w:rPr>
+        <w:t>每个</w:t>
       </w:r>
       <w:proofErr w:type="gramStart"/>
       <w:r>
@@ -1869,7 +1977,7 @@
           <w:sz w:val="24"/>
           <w:shd w:val="clear" w:color="auto" w:fill="FFFFFF"/>
         </w:rPr>
-        <w:t>个</w:t>
+        <w:t>计票组</w:t>
       </w:r>
       <w:proofErr w:type="gramEnd"/>
       <w:r>
@@ -1877,28 +1985,48 @@
           <w:rFonts w:eastAsia="方正小标宋简体"/>
           <w:color w:val="0000FF"/>
           <w:sz w:val="24"/>
-          <w:shd w:val="clear" w:color="auto" w:fill="FFFFFF"/>
-        </w:rPr>
-        <w:t>监票组。其中</w:t>
+          <w:u w:val="single"/>
+          <w:shd w:val="clear" w:color="auto" w:fill="FFFFFF"/>
+        </w:rPr>
+        <w:t xml:space="preserve"> </w:t>
+      </w:r>
+      <w:r>
+        <w:rPr>
+          <w:rFonts w:eastAsia="方正小标宋简体"/>
+          <w:color w:val="0000FF"/>
+          <w:sz w:val="24"/>
+          <w:u w:val="single"/>
+          <w:shd w:val="clear" w:color="auto" w:fill="FFFFFF"/>
+        </w:rPr>
+        <w:t>2</w:t>
+      </w:r>
+      <w:r>
+        <w:rPr>
+          <w:rFonts w:eastAsia="方正小标宋简体"/>
+          <w:color w:val="0000FF"/>
+          <w:sz w:val="24"/>
+          <w:shd w:val="clear" w:color="auto" w:fill="FFFFFF"/>
+        </w:rPr>
+        <w:t>人、</w:t>
+      </w:r>
+      <w:r>
+        <w:rPr>
+          <w:rFonts w:eastAsia="方正小标宋简体" w:hint="eastAsia"/>
+          <w:color w:val="0000FF"/>
+          <w:sz w:val="24"/>
+          <w:shd w:val="clear" w:color="auto" w:fill="FFFFFF"/>
+        </w:rPr>
+        <w:t>每个</w:t>
       </w:r>
       <w:proofErr w:type="gramStart"/>
       <w:r>
         <w:rPr>
-          <w:rFonts w:eastAsia="方正小标宋简体" w:hint="eastAsia"/>
-          <w:color w:val="0000FF"/>
-          <w:sz w:val="24"/>
-          <w:shd w:val="clear" w:color="auto" w:fill="FFFFFF"/>
-        </w:rPr>
-        <w:t>每个</w:t>
-      </w:r>
-      <w:r>
-        <w:rPr>
-          <w:rFonts w:eastAsia="方正小标宋简体"/>
-          <w:color w:val="0000FF"/>
-          <w:sz w:val="24"/>
-          <w:shd w:val="clear" w:color="auto" w:fill="FFFFFF"/>
-        </w:rPr>
-        <w:t>收</w:t>
+          <w:rFonts w:eastAsia="方正小标宋简体"/>
+          <w:color w:val="0000FF"/>
+          <w:sz w:val="24"/>
+          <w:shd w:val="clear" w:color="auto" w:fill="FFFFFF"/>
+        </w:rPr>
+        <w:t>监票组</w:t>
       </w:r>
       <w:proofErr w:type="gramEnd"/>
       <w:r>
@@ -1906,49 +2034,11 @@
           <w:rFonts w:eastAsia="方正小标宋简体"/>
           <w:color w:val="0000FF"/>
           <w:sz w:val="24"/>
-          <w:shd w:val="clear" w:color="auto" w:fill="FFFFFF"/>
-        </w:rPr>
-        <w:t>发票组</w:t>
-      </w:r>
-      <w:r>
-        <w:rPr>
-          <w:rFonts w:eastAsia="方正小标宋简体"/>
-          <w:color w:val="0000FF"/>
-          <w:sz w:val="24"/>
           <w:u w:val="single"/>
           <w:shd w:val="clear" w:color="auto" w:fill="FFFFFF"/>
         </w:rPr>
-        <w:t xml:space="preserve">    </w:t>
-      </w:r>
-      <w:r>
-        <w:rPr>
-          <w:rFonts w:eastAsia="方正小标宋简体"/>
-          <w:color w:val="0000FF"/>
-          <w:sz w:val="24"/>
-          <w:shd w:val="clear" w:color="auto" w:fill="FFFFFF"/>
-        </w:rPr>
-        <w:t>人、</w:t>
-      </w:r>
-      <w:r>
-        <w:rPr>
-          <w:rFonts w:eastAsia="方正小标宋简体" w:hint="eastAsia"/>
-          <w:color w:val="0000FF"/>
-          <w:sz w:val="24"/>
-          <w:shd w:val="clear" w:color="auto" w:fill="FFFFFF"/>
-        </w:rPr>
-        <w:t>每个</w:t>
-      </w:r>
-      <w:proofErr w:type="gramStart"/>
-      <w:r>
-        <w:rPr>
-          <w:rFonts w:eastAsia="方正小标宋简体"/>
-          <w:color w:val="0000FF"/>
-          <w:sz w:val="24"/>
-          <w:shd w:val="clear" w:color="auto" w:fill="FFFFFF"/>
-        </w:rPr>
-        <w:t>计票组</w:t>
-      </w:r>
-      <w:proofErr w:type="gramEnd"/>
+        <w:t xml:space="preserve">  </w:t>
+      </w:r>
       <w:r>
         <w:rPr>
           <w:rFonts w:eastAsia="方正小标宋简体"/>
@@ -1957,37 +2047,8 @@
           <w:u w:val="single"/>
           <w:shd w:val="clear" w:color="auto" w:fill="FFFFFF"/>
         </w:rPr>
-        <w:t xml:space="preserve">    </w:t>
-      </w:r>
-      <w:r>
-        <w:rPr>
-          <w:rFonts w:eastAsia="方正小标宋简体"/>
-          <w:color w:val="0000FF"/>
-          <w:sz w:val="24"/>
-          <w:shd w:val="clear" w:color="auto" w:fill="FFFFFF"/>
-        </w:rPr>
-        <w:t>人、</w:t>
-      </w:r>
-      <w:r>
-        <w:rPr>
-          <w:rFonts w:eastAsia="方正小标宋简体" w:hint="eastAsia"/>
-          <w:color w:val="0000FF"/>
-          <w:sz w:val="24"/>
-          <w:shd w:val="clear" w:color="auto" w:fill="FFFFFF"/>
-        </w:rPr>
-        <w:t>每个</w:t>
-      </w:r>
-      <w:proofErr w:type="gramStart"/>
-      <w:r>
-        <w:rPr>
-          <w:rFonts w:eastAsia="方正小标宋简体"/>
-          <w:color w:val="0000FF"/>
-          <w:sz w:val="24"/>
-          <w:shd w:val="clear" w:color="auto" w:fill="FFFFFF"/>
-        </w:rPr>
-        <w:t>监票组</w:t>
-      </w:r>
-      <w:proofErr w:type="gramEnd"/>
+        <w:t>2</w:t>
+      </w:r>
       <w:r>
         <w:rPr>
           <w:rFonts w:eastAsia="方正小标宋简体"/>
@@ -1996,7 +2057,7 @@
           <w:u w:val="single"/>
           <w:shd w:val="clear" w:color="auto" w:fill="FFFFFF"/>
         </w:rPr>
-        <w:t xml:space="preserve">    </w:t>
+        <w:t xml:space="preserve"> </w:t>
       </w:r>
       <w:r>
         <w:rPr>
@@ -2228,12 +2289,12 @@
       </w:r>
       <w:r>
         <w:rPr>
-          <w:rFonts w:eastAsia="方正小标宋简体" w:hint="eastAsia"/>
+          <w:rFonts w:eastAsia="方正小标宋简体"/>
           <w:sz w:val="24"/>
           <w:u w:val="single"/>
           <w:shd w:val="clear" w:color="auto" w:fill="FFFFFF"/>
         </w:rPr>
-        <w:t>7</w:t>
+        <w:t>3</w:t>
       </w:r>
       <w:r>
         <w:rPr>
@@ -2242,7 +2303,7 @@
           <w:u w:val="single"/>
           <w:shd w:val="clear" w:color="auto" w:fill="FFFFFF"/>
         </w:rPr>
-        <w:t xml:space="preserve">   </w:t>
+        <w:t xml:space="preserve">  </w:t>
       </w:r>
       <w:proofErr w:type="gramStart"/>
       <w:r>
@@ -2309,6 +2370,25 @@
           <w:shd w:val="clear" w:color="auto" w:fill="FFFFFF"/>
         </w:rPr>
         <w:t>公告。</w:t>
+      </w:r>
+    </w:p>
+    <w:p>
+      <w:pPr>
+        <w:spacing w:beforeLines="50" w:before="156" w:afterLines="50" w:after="156" w:line="400" w:lineRule="exact"/>
+        <w:ind w:firstLineChars="200" w:firstLine="480"/>
+        <w:rPr>
+          <w:rFonts w:eastAsia="方正小标宋简体"/>
+          <w:sz w:val="24"/>
+          <w:shd w:val="clear" w:color="auto" w:fill="FFFFFF"/>
+        </w:rPr>
+      </w:pPr>
+      <w:r>
+        <w:rPr>
+          <w:rFonts w:eastAsia="方正小标宋简体" w:hint="eastAsia"/>
+          <w:sz w:val="24"/>
+          <w:shd w:val="clear" w:color="auto" w:fill="FFFFFF"/>
+        </w:rPr>
+        <w:t>业主书面委托其他人投票的，授权委托书应当与表决选举票粘贴或者折叠在一起投入票箱。</w:t>
       </w:r>
     </w:p>
     <w:p>
@@ -2317,7 +2397,6 @@
         <w:ind w:firstLineChars="200" w:firstLine="482"/>
         <w:rPr>
           <w:rFonts w:eastAsia="方正小标宋简体"/>
-          <w:color w:val="0000FF"/>
           <w:sz w:val="24"/>
           <w:shd w:val="clear" w:color="auto" w:fill="FFFFFF"/>
         </w:rPr>
@@ -2326,7 +2405,6 @@
         <w:rPr>
           <w:rFonts w:ascii="黑体" w:eastAsia="黑体" w:hAnsi="黑体"/>
           <w:b/>
-          <w:color w:val="0000FF"/>
           <w:sz w:val="24"/>
         </w:rPr>
         <w:t>第</w:t>
@@ -2335,7 +2413,6 @@
         <w:rPr>
           <w:rFonts w:ascii="黑体" w:eastAsia="黑体" w:hAnsi="黑体"/>
           <w:b/>
-          <w:color w:val="0000FF"/>
           <w:sz w:val="24"/>
           <w:shd w:val="clear" w:color="auto" w:fill="FFFFFF"/>
         </w:rPr>
@@ -2345,17 +2422,15 @@
         <w:rPr>
           <w:rFonts w:ascii="黑体" w:eastAsia="黑体" w:hAnsi="黑体" w:hint="eastAsia"/>
           <w:b/>
-          <w:color w:val="0000FF"/>
-          <w:sz w:val="24"/>
-          <w:shd w:val="clear" w:color="auto" w:fill="FFFFFF"/>
-        </w:rPr>
-        <w:t>二</w:t>
+          <w:sz w:val="24"/>
+          <w:shd w:val="clear" w:color="auto" w:fill="FFFFFF"/>
+        </w:rPr>
+        <w:t>三</w:t>
       </w:r>
       <w:r>
         <w:rPr>
           <w:rFonts w:ascii="黑体" w:eastAsia="黑体" w:hAnsi="黑体"/>
           <w:b/>
-          <w:color w:val="0000FF"/>
           <w:sz w:val="24"/>
           <w:shd w:val="clear" w:color="auto" w:fill="FFFFFF"/>
         </w:rPr>
@@ -2365,7 +2440,6 @@
         <w:rPr>
           <w:rFonts w:eastAsia="方正小标宋简体"/>
           <w:bCs/>
-          <w:color w:val="0000FF"/>
           <w:sz w:val="24"/>
           <w:shd w:val="clear" w:color="auto" w:fill="FFFFFF"/>
         </w:rPr>
@@ -2373,99 +2447,52 @@
       </w:r>
       <w:r>
         <w:rPr>
-          <w:rFonts w:eastAsia="方正小标宋简体" w:hint="eastAsia"/>
-          <w:color w:val="0000FF"/>
-          <w:sz w:val="24"/>
-          <w:shd w:val="clear" w:color="auto" w:fill="FFFFFF"/>
-        </w:rPr>
-        <w:t>在填写</w:t>
-      </w:r>
-      <w:r>
-        <w:rPr>
-          <w:rFonts w:eastAsia="方正小标宋简体"/>
-          <w:color w:val="0000FF"/>
-          <w:sz w:val="24"/>
-          <w:shd w:val="clear" w:color="auto" w:fill="FFFFFF"/>
-        </w:rPr>
-        <w:t>业主委员会</w:t>
-      </w:r>
-      <w:r>
-        <w:rPr>
-          <w:rFonts w:eastAsia="方正小标宋简体" w:hint="eastAsia"/>
-          <w:color w:val="0000FF"/>
-          <w:sz w:val="24"/>
-          <w:shd w:val="clear" w:color="auto" w:fill="FFFFFF"/>
-        </w:rPr>
-        <w:t>选举意见时，为提高选举成功的可能性，业主选择同意意见的人数应当尽可能为</w:t>
-      </w:r>
-      <w:r>
-        <w:rPr>
-          <w:rFonts w:eastAsia="方正小标宋简体" w:hint="eastAsia"/>
-          <w:color w:val="0000FF"/>
-          <w:sz w:val="24"/>
-          <w:u w:val="single"/>
-          <w:shd w:val="clear" w:color="auto" w:fill="FFFFFF"/>
-        </w:rPr>
-        <w:t xml:space="preserve">          </w:t>
-      </w:r>
-      <w:r>
-        <w:rPr>
-          <w:rFonts w:eastAsia="方正小标宋简体" w:hint="eastAsia"/>
-          <w:color w:val="0000FF"/>
-          <w:sz w:val="24"/>
-          <w:shd w:val="clear" w:color="auto" w:fill="FFFFFF"/>
-        </w:rPr>
-        <w:t>人（业主委员会组成人数），但不得超过</w:t>
-      </w:r>
-      <w:r>
-        <w:rPr>
-          <w:rFonts w:eastAsia="方正小标宋简体" w:hint="eastAsia"/>
-          <w:color w:val="0000FF"/>
-          <w:sz w:val="24"/>
-          <w:u w:val="single"/>
-          <w:shd w:val="clear" w:color="auto" w:fill="FFFFFF"/>
-        </w:rPr>
-        <w:t xml:space="preserve">        </w:t>
-      </w:r>
-      <w:r>
-        <w:rPr>
-          <w:rFonts w:eastAsia="方正小标宋简体" w:hint="eastAsia"/>
-          <w:color w:val="0000FF"/>
-          <w:sz w:val="24"/>
-          <w:shd w:val="clear" w:color="auto" w:fill="FFFFFF"/>
-        </w:rPr>
-        <w:t>人，超过</w:t>
-      </w:r>
-      <w:r>
-        <w:rPr>
-          <w:rFonts w:eastAsia="方正小标宋简体" w:hint="eastAsia"/>
-          <w:color w:val="0000FF"/>
-          <w:sz w:val="24"/>
-          <w:u w:val="single"/>
-          <w:shd w:val="clear" w:color="auto" w:fill="FFFFFF"/>
-        </w:rPr>
-        <w:t xml:space="preserve">       </w:t>
-      </w:r>
-      <w:r>
-        <w:rPr>
-          <w:rFonts w:eastAsia="方正小标宋简体" w:hint="eastAsia"/>
-          <w:color w:val="0000FF"/>
-          <w:sz w:val="24"/>
-          <w:shd w:val="clear" w:color="auto" w:fill="FFFFFF"/>
-        </w:rPr>
-        <w:t>人的将计为废票。</w:t>
-      </w:r>
-    </w:p>
-    <w:p>
-      <w:pPr>
-        <w:spacing w:beforeLines="50" w:before="156" w:afterLines="50" w:after="156" w:line="400" w:lineRule="exact"/>
-        <w:ind w:firstLineChars="200" w:firstLine="480"/>
-        <w:rPr>
-          <w:rFonts w:eastAsia="方正小标宋简体"/>
-          <w:sz w:val="24"/>
-          <w:shd w:val="clear" w:color="auto" w:fill="FFFFFF"/>
-        </w:rPr>
-      </w:pPr>
+          <w:rFonts w:eastAsia="方正小标宋简体"/>
+          <w:sz w:val="24"/>
+          <w:shd w:val="clear" w:color="auto" w:fill="FFFFFF"/>
+        </w:rPr>
+        <w:t>采用纸质投票方式投票的，投票时间以首次业主大会会议通知的时间为准。发放纸票与投票可以同时进行。投票</w:t>
+      </w:r>
+      <w:r>
+        <w:rPr>
+          <w:rFonts w:eastAsia="方正小标宋简体" w:hint="eastAsia"/>
+          <w:sz w:val="24"/>
+          <w:shd w:val="clear" w:color="auto" w:fill="FFFFFF"/>
+        </w:rPr>
+        <w:t>可以</w:t>
+      </w:r>
+      <w:r>
+        <w:rPr>
+          <w:rFonts w:eastAsia="方正小标宋简体"/>
+          <w:sz w:val="24"/>
+          <w:shd w:val="clear" w:color="auto" w:fill="FFFFFF"/>
+        </w:rPr>
+        <w:t>采用流动投票</w:t>
+      </w:r>
+      <w:r>
+        <w:rPr>
+          <w:rFonts w:eastAsia="方正小标宋简体" w:hint="eastAsia"/>
+          <w:sz w:val="24"/>
+          <w:shd w:val="clear" w:color="auto" w:fill="FFFFFF"/>
+        </w:rPr>
+        <w:t>、</w:t>
+      </w:r>
+      <w:r>
+        <w:rPr>
+          <w:rFonts w:eastAsia="方正小标宋简体"/>
+          <w:sz w:val="24"/>
+          <w:shd w:val="clear" w:color="auto" w:fill="FFFFFF"/>
+        </w:rPr>
+        <w:t>集中投票</w:t>
+      </w:r>
+      <w:r>
+        <w:rPr>
+          <w:rFonts w:eastAsia="方正小标宋简体" w:hint="eastAsia"/>
+          <w:sz w:val="24"/>
+          <w:shd w:val="clear" w:color="auto" w:fill="FFFFFF"/>
+        </w:rPr>
+        <w:t>或</w:t>
+      </w:r>
       <w:r>
         <w:rPr>
           <w:rFonts w:eastAsia="方正小标宋简体" w:hint="eastAsia"/>
@@ -2473,110 +2500,7 @@
           <w:shd w:val="clear" w:color="auto" w:fill="FFFFFF"/>
         </w:rPr>
         <w:lastRenderedPageBreak/>
-        <w:t>业主书面委托其他人投票的，授权委托书应当与表决选举票粘贴或者折叠在一起投入票箱。</w:t>
-      </w:r>
-    </w:p>
-    <w:p>
-      <w:pPr>
-        <w:spacing w:beforeLines="50" w:before="156" w:afterLines="50" w:after="156" w:line="400" w:lineRule="exact"/>
-        <w:ind w:firstLineChars="200" w:firstLine="482"/>
-        <w:rPr>
-          <w:rFonts w:eastAsia="方正小标宋简体"/>
-          <w:sz w:val="24"/>
-          <w:shd w:val="clear" w:color="auto" w:fill="FFFFFF"/>
-        </w:rPr>
-      </w:pPr>
-      <w:r>
-        <w:rPr>
-          <w:rFonts w:ascii="黑体" w:eastAsia="黑体" w:hAnsi="黑体"/>
-          <w:b/>
-          <w:sz w:val="24"/>
-        </w:rPr>
-        <w:t>第</w:t>
-      </w:r>
-      <w:r>
-        <w:rPr>
-          <w:rFonts w:ascii="黑体" w:eastAsia="黑体" w:hAnsi="黑体"/>
-          <w:b/>
-          <w:sz w:val="24"/>
-          <w:shd w:val="clear" w:color="auto" w:fill="FFFFFF"/>
-        </w:rPr>
-        <w:t>十</w:t>
-      </w:r>
-      <w:r>
-        <w:rPr>
-          <w:rFonts w:ascii="黑体" w:eastAsia="黑体" w:hAnsi="黑体" w:hint="eastAsia"/>
-          <w:b/>
-          <w:sz w:val="24"/>
-          <w:shd w:val="clear" w:color="auto" w:fill="FFFFFF"/>
-        </w:rPr>
-        <w:t>三</w:t>
-      </w:r>
-      <w:r>
-        <w:rPr>
-          <w:rFonts w:ascii="黑体" w:eastAsia="黑体" w:hAnsi="黑体"/>
-          <w:b/>
-          <w:sz w:val="24"/>
-          <w:shd w:val="clear" w:color="auto" w:fill="FFFFFF"/>
-        </w:rPr>
-        <w:t>条</w:t>
-      </w:r>
-      <w:r>
-        <w:rPr>
-          <w:rFonts w:eastAsia="方正小标宋简体"/>
-          <w:bCs/>
-          <w:sz w:val="24"/>
-          <w:shd w:val="clear" w:color="auto" w:fill="FFFFFF"/>
-        </w:rPr>
-        <w:t xml:space="preserve">  </w:t>
-      </w:r>
-      <w:r>
-        <w:rPr>
-          <w:rFonts w:eastAsia="方正小标宋简体"/>
-          <w:sz w:val="24"/>
-          <w:shd w:val="clear" w:color="auto" w:fill="FFFFFF"/>
-        </w:rPr>
-        <w:t>采用纸质投票方式投票的，投票时间以首次业主大会会议通知的时间为准。发放纸票与投票可以同时进行。投票</w:t>
-      </w:r>
-      <w:r>
-        <w:rPr>
-          <w:rFonts w:eastAsia="方正小标宋简体" w:hint="eastAsia"/>
-          <w:sz w:val="24"/>
-          <w:shd w:val="clear" w:color="auto" w:fill="FFFFFF"/>
-        </w:rPr>
-        <w:t>可以</w:t>
-      </w:r>
-      <w:r>
-        <w:rPr>
-          <w:rFonts w:eastAsia="方正小标宋简体"/>
-          <w:sz w:val="24"/>
-          <w:shd w:val="clear" w:color="auto" w:fill="FFFFFF"/>
-        </w:rPr>
-        <w:t>采用流动投票</w:t>
-      </w:r>
-      <w:r>
-        <w:rPr>
-          <w:rFonts w:eastAsia="方正小标宋简体" w:hint="eastAsia"/>
-          <w:sz w:val="24"/>
-          <w:shd w:val="clear" w:color="auto" w:fill="FFFFFF"/>
-        </w:rPr>
-        <w:t>、</w:t>
-      </w:r>
-      <w:r>
-        <w:rPr>
-          <w:rFonts w:eastAsia="方正小标宋简体"/>
-          <w:sz w:val="24"/>
-          <w:shd w:val="clear" w:color="auto" w:fill="FFFFFF"/>
-        </w:rPr>
-        <w:t>集中投票</w:t>
-      </w:r>
-      <w:r>
-        <w:rPr>
-          <w:rFonts w:eastAsia="方正小标宋简体" w:hint="eastAsia"/>
-          <w:sz w:val="24"/>
-          <w:shd w:val="clear" w:color="auto" w:fill="FFFFFF"/>
-        </w:rPr>
-        <w:t>或者两种形式同时进行的方式</w:t>
+        <w:t>者两种形式同时进行的方式</w:t>
       </w:r>
       <w:r>
         <w:rPr>
@@ -2944,7 +2868,17 @@
           <w:sz w:val="24"/>
           <w:shd w:val="clear" w:color="auto" w:fill="FFFFFF"/>
         </w:rPr>
-        <w:t>采用电子投票方式投票的，电子投票结束后，计票由电子投票系统自动完成。</w:t>
+        <w:t>采用电子投票方式投票的，</w:t>
+      </w:r>
+      <w:bookmarkStart w:id="0" w:name="_GoBack"/>
+      <w:bookmarkEnd w:id="0"/>
+      <w:r>
+        <w:rPr>
+          <w:rFonts w:eastAsia="方正小标宋简体"/>
+          <w:sz w:val="24"/>
+          <w:shd w:val="clear" w:color="auto" w:fill="FFFFFF"/>
+        </w:rPr>
+        <w:t>电子投票结束后，计票由电子投票系统自动完成。</w:t>
       </w:r>
     </w:p>
     <w:p>
@@ -3504,16 +3438,7 @@
           <w:sz w:val="24"/>
           <w:shd w:val="clear" w:color="auto" w:fill="FFFFFF"/>
         </w:rPr>
-        <w:t>参与表决的专有部分面积过半</w:t>
-      </w:r>
-      <w:r>
-        <w:rPr>
-          <w:rFonts w:eastAsia="方正小标宋简体" w:hint="eastAsia"/>
-          <w:sz w:val="24"/>
-          <w:shd w:val="clear" w:color="auto" w:fill="FFFFFF"/>
-        </w:rPr>
-        <w:lastRenderedPageBreak/>
-        <w:t>数且人数过半数（简称</w:t>
+        <w:t>参与表决的专有部分面积过半数且人数过半数（简称</w:t>
       </w:r>
       <w:r>
         <w:rPr>
@@ -3729,6 +3654,7 @@
           <w:sz w:val="24"/>
           <w:shd w:val="clear" w:color="auto" w:fill="FFFFFF"/>
         </w:rPr>
+        <w:lastRenderedPageBreak/>
         <w:t>人数</w:t>
       </w:r>
       <w:r>
@@ -3904,12 +3830,12 @@
       </w:r>
       <w:r>
         <w:rPr>
-          <w:rFonts w:eastAsia="方正小标宋简体" w:hint="eastAsia"/>
+          <w:rFonts w:eastAsia="方正小标宋简体"/>
           <w:sz w:val="24"/>
           <w:u w:val="single"/>
           <w:shd w:val="clear" w:color="auto" w:fill="FFFFFF"/>
         </w:rPr>
-        <w:t xml:space="preserve">    </w:t>
+        <w:t>7</w:t>
       </w:r>
       <w:r>
         <w:rPr>
@@ -4066,16 +3992,7 @@
           <w:sz w:val="24"/>
           <w:shd w:val="clear" w:color="auto" w:fill="FFFFFF"/>
         </w:rPr>
-        <w:t>（含候补委员人数</w:t>
-      </w:r>
-      <w:r>
-        <w:rPr>
-          <w:rFonts w:eastAsia="方正小标宋简体" w:hint="eastAsia"/>
-          <w:color w:val="0000FF"/>
-          <w:sz w:val="24"/>
-          <w:shd w:val="clear" w:color="auto" w:fill="FFFFFF"/>
-        </w:rPr>
-        <w:t>）</w:t>
+        <w:t>（含候补委员人数）</w:t>
       </w:r>
       <w:r>
         <w:rPr>
@@ -4384,7 +4301,6 @@
           <w:sz w:val="44"/>
           <w:szCs w:val="44"/>
         </w:rPr>
-        <w:lastRenderedPageBreak/>
         <w:t>筹备组（</w:t>
       </w:r>
       <w:proofErr w:type="gramStart"/>
@@ -4403,15 +4319,7 @@
           <w:sz w:val="44"/>
           <w:szCs w:val="44"/>
         </w:rPr>
-        <w:t>）</w:t>
-      </w:r>
-      <w:r>
-        <w:rPr>
-          <w:rFonts w:ascii="方正小标宋简体" w:eastAsia="方正小标宋简体" w:hint="eastAsia"/>
-          <w:sz w:val="44"/>
-          <w:szCs w:val="44"/>
-        </w:rPr>
-        <w:t>会议纪要格式</w:t>
+        <w:t>）会议纪要格式</w:t>
       </w:r>
     </w:p>
     <w:tbl>
@@ -4624,47 +4532,7 @@
                 <w:kern w:val="0"/>
                 <w:sz w:val="24"/>
               </w:rPr>
-              <w:t>主</w:t>
-            </w:r>
-            <w:r>
-              <w:rPr>
-                <w:rFonts w:ascii="黑体" w:eastAsia="黑体" w:hAnsi="黑体" w:cs="宋体" w:hint="eastAsia"/>
-                <w:b/>
-                <w:bCs/>
-                <w:kern w:val="0"/>
-                <w:sz w:val="24"/>
-              </w:rPr>
-              <w:t xml:space="preserve"> </w:t>
-            </w:r>
-            <w:r>
-              <w:rPr>
-                <w:rFonts w:ascii="黑体" w:eastAsia="黑体" w:hAnsi="黑体" w:cs="宋体" w:hint="eastAsia"/>
-                <w:b/>
-                <w:bCs/>
-                <w:kern w:val="0"/>
-                <w:sz w:val="24"/>
-              </w:rPr>
-              <w:t>持</w:t>
-            </w:r>
-            <w:r>
-              <w:rPr>
-                <w:rFonts w:ascii="黑体" w:eastAsia="黑体" w:hAnsi="黑体" w:cs="宋体" w:hint="eastAsia"/>
-                <w:b/>
-                <w:bCs/>
-                <w:kern w:val="0"/>
-                <w:sz w:val="24"/>
-              </w:rPr>
-              <w:t xml:space="preserve"> </w:t>
-            </w:r>
-            <w:r>
-              <w:rPr>
-                <w:rFonts w:ascii="黑体" w:eastAsia="黑体" w:hAnsi="黑体" w:cs="宋体" w:hint="eastAsia"/>
-                <w:b/>
-                <w:bCs/>
-                <w:kern w:val="0"/>
-                <w:sz w:val="24"/>
-              </w:rPr>
-              <w:t>人</w:t>
+              <w:t>主 持 人</w:t>
             </w:r>
           </w:p>
         </w:tc>
@@ -4877,6 +4745,7 @@
                 <w:kern w:val="0"/>
                 <w:sz w:val="24"/>
               </w:rPr>
+              <w:lastRenderedPageBreak/>
               <w:t>缺席人员</w:t>
             </w:r>
           </w:p>
